--- a/1o semestre/PSI0111 - Projeto Integrativo 1a.docx
+++ b/1o semestre/PSI0111 - Projeto Integrativo 1a.docx
@@ -2909,7 +2909,25 @@
                 <w:color w:val="000000"/>
                 <w:lang w:val="en-US"/>
               </w:rPr>
-              <w:t>Electronic and Computational Sistems Engineering</w:t>
+              <w:t>Electronic and Computational S</w:t>
+            </w:r>
+            <w:r>
+              <w:rPr>
+                <w:rFonts w:ascii="Arial" w:eastAsia="Arial" w:hAnsi="Arial" w:cs="Arial"/>
+                <w:i/>
+                <w:color w:val="000000"/>
+                <w:lang w:val="en-US"/>
+              </w:rPr>
+              <w:t>y</w:t>
+            </w:r>
+            <w:r>
+              <w:rPr>
+                <w:rFonts w:ascii="Arial" w:eastAsia="Arial" w:hAnsi="Arial" w:cs="Arial"/>
+                <w:i/>
+                <w:color w:val="000000"/>
+                <w:lang w:val="en-US"/>
+              </w:rPr>
+              <w:t>stems Engineering</w:t>
             </w:r>
           </w:p>
         </w:tc>
